--- a/이탈리아 검사/2부/2부_11화_증언대.docx
+++ b/이탈리아 검사/2부/2부_11화_증언대.docx
@@ -1680,7 +1680,7 @@
           <w:i w:val="0"/>
           <w:sz w:val="22"/>
         </w:rPr>
-        <w:t xml:space="preserve"> Diciassette. Tutti quelli che nell'ottantotto stavano col sindacato. Io, Totò, Sciacca, i fratelli Grasso. Tutti vecchi, va bene. Ma pure Peppe Scuderi ha sessantatré anni, e lui la lettera non ce l'ha.</w:t>
+        <w:t xml:space="preserve"> Diciassette. Tutti quelli che nell'ottantotto stavano col sindacato. Io, Totò, Sciacca, i fratelli Grasso. Tutti vecchi, va bene. Ma pure Peppe Randone ha sessantatré anni, e lui la lettera non ce l'ha.</w:t>
       </w:r>
     </w:p>
     <w:p>
@@ -1703,7 +1703,7 @@
           <w:i w:val="0"/>
           <w:sz w:val="22"/>
         </w:rPr>
-        <w:t>Peppe Scuderi fa il capo squadra.</w:t>
+        <w:t>Peppe Randone fa il capo squadra.</w:t>
       </w:r>
     </w:p>
     <w:p>
@@ -1726,7 +1726,7 @@
           <w:i w:val="0"/>
           <w:sz w:val="22"/>
         </w:rPr>
-        <w:t xml:space="preserve">Peppe Scuderi fa quello che gli dicono. </w:t>
+        <w:t xml:space="preserve">Peppe Randone fa quello che gli dicono. </w:t>
       </w:r>
       <w:r>
         <w:rPr>
